--- a/Details.docx
+++ b/Details.docx
@@ -6,116 +6,19 @@
       <w:pPr>
         <w:jc w:val="right"/>
         <w:rPr>
+          <w:rtl/>
           <w:lang w:bidi="ar-JO"/>
         </w:rPr>
       </w:pPr>
+      <w:bookmarkStart w:id="0" w:name="_GoBack"/>
+      <w:bookmarkEnd w:id="0"/>
       <w:r>
         <w:rPr>
           <w:rFonts w:hint="cs"/>
           <w:rtl/>
           <w:lang w:bidi="ar-JO"/>
         </w:rPr>
-        <w:t xml:space="preserve">ساعة </w:t>
-      </w:r>
-      <w:r>
-        <w:rPr>
-          <w:lang w:bidi="ar-JO"/>
-        </w:rPr>
-        <w:t xml:space="preserve">home </w:t>
-      </w:r>
-      <w:bookmarkStart w:id="0" w:name="_GoBack"/>
-      <w:bookmarkEnd w:id="0"/>
-    </w:p>
-    <w:p>
-      <w:pPr>
-        <w:jc w:val="right"/>
-        <w:rPr>
-          <w:lang w:bidi="ar-JO"/>
-        </w:rPr>
-      </w:pPr>
-      <w:r>
-        <w:rPr>
-          <w:rFonts w:hint="cs"/>
-          <w:rtl/>
-          <w:lang w:bidi="ar-JO"/>
-        </w:rPr>
-        <w:t xml:space="preserve">ساعة ة نص </w:t>
-      </w:r>
-      <w:r>
-        <w:rPr>
-          <w:lang w:bidi="ar-JO"/>
-        </w:rPr>
-        <w:t>register</w:t>
-      </w:r>
-    </w:p>
-    <w:p>
-      <w:pPr>
-        <w:jc w:val="right"/>
-        <w:rPr>
-          <w:lang w:bidi="ar-JO"/>
-        </w:rPr>
-      </w:pPr>
-      <w:r>
-        <w:rPr>
-          <w:rFonts w:hint="cs"/>
-          <w:rtl/>
-          <w:lang w:bidi="ar-JO"/>
-        </w:rPr>
-        <w:t xml:space="preserve"> 50 دقيقة </w:t>
-      </w:r>
-      <w:proofErr w:type="spellStart"/>
-      <w:r>
-        <w:rPr>
-          <w:lang w:bidi="ar-JO"/>
-        </w:rPr>
-        <w:t>sidemenu</w:t>
-      </w:r>
-      <w:proofErr w:type="spellEnd"/>
-    </w:p>
-    <w:p>
-      <w:pPr>
-        <w:jc w:val="right"/>
-        <w:rPr>
-          <w:lang w:bidi="ar-JO"/>
-        </w:rPr>
-      </w:pPr>
-      <w:r>
-        <w:rPr>
-          <w:rFonts w:hint="cs"/>
-          <w:rtl/>
-          <w:lang w:bidi="ar-JO"/>
-        </w:rPr>
-        <w:t xml:space="preserve">ساعة </w:t>
-      </w:r>
-      <w:r>
-        <w:rPr>
-          <w:lang w:bidi="ar-JO"/>
-        </w:rPr>
-        <w:t>dashboard</w:t>
-      </w:r>
-    </w:p>
-    <w:p>
-      <w:pPr>
-        <w:jc w:val="right"/>
-        <w:rPr>
-          <w:rFonts w:hint="cs"/>
-          <w:rtl/>
-          <w:lang w:bidi="ar-JO"/>
-        </w:rPr>
-      </w:pPr>
-      <w:r>
-        <w:rPr>
-          <w:lang w:bidi="ar-JO"/>
-        </w:rPr>
-        <w:t xml:space="preserve">SALES </w:t>
-      </w:r>
-      <w:r>
-        <w:rPr>
-          <w:rFonts w:hint="cs"/>
-          <w:rtl/>
-          <w:lang w:bidi="ar-JO"/>
-        </w:rPr>
-        <w:t xml:space="preserve">ساعة و نص </w:t>
+        <w:t xml:space="preserve"> </w:t>
       </w:r>
     </w:p>
     <w:sectPr>
@@ -818,7 +721,7 @@
 </file>
 
 <file path=customXml/itemProps1.xml><?xml version="1.0" encoding="utf-8"?>
-<ds:datastoreItem xmlns:ds="http://schemas.openxmlformats.org/officeDocument/2006/customXml" ds:itemID="{053C1CB2-AB43-4929-92E7-D0E662F9C878}">
+<ds:datastoreItem xmlns:ds="http://schemas.openxmlformats.org/officeDocument/2006/customXml" ds:itemID="{1464A622-9B88-48B7-ABA8-0B779C7E059C}">
   <ds:schemaRefs>
     <ds:schemaRef ds:uri="http://schemas.openxmlformats.org/officeDocument/2006/bibliography"/>
   </ds:schemaRefs>
